--- a/papers/2026-10-16/peerj/Table_1.docx
+++ b/papers/2026-10-16/peerj/Table_1.docx
@@ -5,6 +5,7 @@
     <w:p>
       <w:pPr>
         <w:pStyle w:val="Caption"/>
+        <w:keepNext/>
       </w:pPr>
       <w:r>
         <w:t>Table 1. Five-trial arithmetic medians</w:t>
@@ -50,6 +51,7 @@
           <w:p>
             <w:pPr>
               <w:spacing w:after="40" w:before="40" w:line="240" w:lineRule="auto"/>
+              <w:ind w:firstLine="0" w:left="0" w:right="0" w:firstLineChars="0" w:leftChars="0" w:rightChars="0"/>
               <w:jc w:val="center"/>
             </w:pPr>
             <w:r>
@@ -84,6 +86,7 @@
           <w:p>
             <w:pPr>
               <w:spacing w:after="40" w:before="40" w:line="240" w:lineRule="auto"/>
+              <w:ind w:firstLine="0" w:left="0" w:right="0" w:firstLineChars="0" w:leftChars="0" w:rightChars="0"/>
               <w:jc w:val="center"/>
             </w:pPr>
             <w:r>
@@ -118,6 +121,7 @@
           <w:p>
             <w:pPr>
               <w:spacing w:after="40" w:before="40" w:line="240" w:lineRule="auto"/>
+              <w:ind w:firstLine="0" w:left="0" w:right="0" w:firstLineChars="0" w:leftChars="0" w:rightChars="0"/>
               <w:jc w:val="center"/>
             </w:pPr>
             <w:r>
@@ -152,6 +156,7 @@
           <w:p>
             <w:pPr>
               <w:spacing w:after="40" w:before="40" w:line="240" w:lineRule="auto"/>
+              <w:ind w:firstLine="0" w:left="0" w:right="0" w:firstLineChars="0" w:leftChars="0" w:rightChars="0"/>
               <w:jc w:val="center"/>
             </w:pPr>
             <w:r>
@@ -186,6 +191,7 @@
           <w:p>
             <w:pPr>
               <w:spacing w:after="40" w:before="40" w:line="240" w:lineRule="auto"/>
+              <w:ind w:firstLine="0" w:left="0" w:right="0" w:firstLineChars="0" w:leftChars="0" w:rightChars="0"/>
               <w:jc w:val="center"/>
             </w:pPr>
             <w:r>
@@ -224,6 +230,7 @@
           <w:p>
             <w:pPr>
               <w:spacing w:after="40" w:before="40" w:line="240" w:lineRule="auto"/>
+              <w:ind w:firstLine="0" w:left="0" w:right="0" w:firstLineChars="0" w:leftChars="0" w:rightChars="0"/>
               <w:jc w:val="center"/>
             </w:pPr>
             <w:r>
@@ -273,6 +280,7 @@
           <w:p>
             <w:pPr>
               <w:spacing w:after="40" w:before="40" w:line="240" w:lineRule="auto"/>
+              <w:ind w:firstLine="0" w:left="0" w:right="0" w:firstLineChars="0" w:leftChars="0" w:rightChars="0"/>
               <w:jc w:val="center"/>
             </w:pPr>
             <w:r>
@@ -313,6 +321,7 @@
           <w:p>
             <w:pPr>
               <w:spacing w:after="40" w:before="40" w:line="240" w:lineRule="auto"/>
+              <w:ind w:firstLine="0" w:left="0" w:right="0" w:firstLineChars="0" w:leftChars="0" w:rightChars="0"/>
               <w:jc w:val="center"/>
             </w:pPr>
             <w:r>
@@ -353,6 +362,7 @@
           <w:p>
             <w:pPr>
               <w:spacing w:after="40" w:before="40" w:line="240" w:lineRule="auto"/>
+              <w:ind w:firstLine="0" w:left="0" w:right="0" w:firstLineChars="0" w:leftChars="0" w:rightChars="0"/>
               <w:jc w:val="center"/>
             </w:pPr>
             <w:r>
@@ -393,6 +403,7 @@
           <w:p>
             <w:pPr>
               <w:spacing w:after="40" w:before="40" w:line="240" w:lineRule="auto"/>
+              <w:ind w:firstLine="0" w:left="0" w:right="0" w:firstLineChars="0" w:leftChars="0" w:rightChars="0"/>
               <w:jc w:val="center"/>
             </w:pPr>
             <w:r>
@@ -438,6 +449,7 @@
           <w:p>
             <w:pPr>
               <w:spacing w:after="40" w:before="40" w:line="240" w:lineRule="auto"/>
+              <w:ind w:firstLine="0" w:left="0" w:right="0" w:firstLineChars="0" w:leftChars="0" w:rightChars="0"/>
               <w:jc w:val="center"/>
             </w:pPr>
             <w:r>
@@ -487,6 +499,7 @@
           <w:p>
             <w:pPr>
               <w:spacing w:after="40" w:before="40" w:line="240" w:lineRule="auto"/>
+              <w:ind w:firstLine="0" w:left="0" w:right="0" w:firstLineChars="0" w:leftChars="0" w:rightChars="0"/>
               <w:jc w:val="center"/>
             </w:pPr>
             <w:r>
@@ -527,6 +540,7 @@
           <w:p>
             <w:pPr>
               <w:spacing w:after="40" w:before="40" w:line="240" w:lineRule="auto"/>
+              <w:ind w:firstLine="0" w:left="0" w:right="0" w:firstLineChars="0" w:leftChars="0" w:rightChars="0"/>
               <w:jc w:val="center"/>
             </w:pPr>
             <w:r>
@@ -567,6 +581,7 @@
           <w:p>
             <w:pPr>
               <w:spacing w:after="40" w:before="40" w:line="240" w:lineRule="auto"/>
+              <w:ind w:firstLine="0" w:left="0" w:right="0" w:firstLineChars="0" w:leftChars="0" w:rightChars="0"/>
               <w:jc w:val="center"/>
             </w:pPr>
             <w:r>
@@ -607,6 +622,7 @@
           <w:p>
             <w:pPr>
               <w:spacing w:after="40" w:before="40" w:line="240" w:lineRule="auto"/>
+              <w:ind w:firstLine="0" w:left="0" w:right="0" w:firstLineChars="0" w:leftChars="0" w:rightChars="0"/>
               <w:jc w:val="center"/>
             </w:pPr>
             <w:r>
@@ -652,6 +668,7 @@
           <w:p>
             <w:pPr>
               <w:spacing w:after="40" w:before="40" w:line="240" w:lineRule="auto"/>
+              <w:ind w:firstLine="0" w:left="0" w:right="0" w:firstLineChars="0" w:leftChars="0" w:rightChars="0"/>
               <w:jc w:val="center"/>
             </w:pPr>
             <w:r>
@@ -701,6 +718,7 @@
           <w:p>
             <w:pPr>
               <w:spacing w:after="40" w:before="40" w:line="240" w:lineRule="auto"/>
+              <w:ind w:firstLine="0" w:left="0" w:right="0" w:firstLineChars="0" w:leftChars="0" w:rightChars="0"/>
               <w:jc w:val="center"/>
             </w:pPr>
             <w:r>
@@ -741,6 +759,7 @@
           <w:p>
             <w:pPr>
               <w:spacing w:after="40" w:before="40" w:line="240" w:lineRule="auto"/>
+              <w:ind w:firstLine="0" w:left="0" w:right="0" w:firstLineChars="0" w:leftChars="0" w:rightChars="0"/>
               <w:jc w:val="center"/>
             </w:pPr>
             <w:r>
@@ -781,6 +800,7 @@
           <w:p>
             <w:pPr>
               <w:spacing w:after="40" w:before="40" w:line="240" w:lineRule="auto"/>
+              <w:ind w:firstLine="0" w:left="0" w:right="0" w:firstLineChars="0" w:leftChars="0" w:rightChars="0"/>
               <w:jc w:val="center"/>
             </w:pPr>
             <w:r>
@@ -821,6 +841,7 @@
           <w:p>
             <w:pPr>
               <w:spacing w:after="40" w:before="40" w:line="240" w:lineRule="auto"/>
+              <w:ind w:firstLine="0" w:left="0" w:right="0" w:firstLineChars="0" w:leftChars="0" w:rightChars="0"/>
               <w:jc w:val="center"/>
             </w:pPr>
             <w:r>
@@ -866,6 +887,7 @@
           <w:p>
             <w:pPr>
               <w:spacing w:after="40" w:before="40" w:line="240" w:lineRule="auto"/>
+              <w:ind w:firstLine="0" w:left="0" w:right="0" w:firstLineChars="0" w:leftChars="0" w:rightChars="0"/>
               <w:jc w:val="center"/>
             </w:pPr>
             <w:r>
@@ -915,6 +937,7 @@
           <w:p>
             <w:pPr>
               <w:spacing w:after="40" w:before="40" w:line="240" w:lineRule="auto"/>
+              <w:ind w:firstLine="0" w:left="0" w:right="0" w:firstLineChars="0" w:leftChars="0" w:rightChars="0"/>
               <w:jc w:val="center"/>
             </w:pPr>
             <w:r>
@@ -955,6 +978,7 @@
           <w:p>
             <w:pPr>
               <w:spacing w:after="40" w:before="40" w:line="240" w:lineRule="auto"/>
+              <w:ind w:firstLine="0" w:left="0" w:right="0" w:firstLineChars="0" w:leftChars="0" w:rightChars="0"/>
               <w:jc w:val="center"/>
             </w:pPr>
             <w:r>
@@ -995,6 +1019,7 @@
           <w:p>
             <w:pPr>
               <w:spacing w:after="40" w:before="40" w:line="240" w:lineRule="auto"/>
+              <w:ind w:firstLine="0" w:left="0" w:right="0" w:firstLineChars="0" w:leftChars="0" w:rightChars="0"/>
               <w:jc w:val="center"/>
             </w:pPr>
             <w:r>
@@ -1035,6 +1060,7 @@
           <w:p>
             <w:pPr>
               <w:spacing w:after="40" w:before="40" w:line="240" w:lineRule="auto"/>
+              <w:ind w:firstLine="0" w:left="0" w:right="0" w:firstLineChars="0" w:leftChars="0" w:rightChars="0"/>
               <w:jc w:val="center"/>
             </w:pPr>
             <w:r>
@@ -1588,10 +1614,11 @@
       <w:outlineLvl w:val="2"/>
     </w:pPr>
     <w:rPr>
-      <w:rFonts w:asciiTheme="majorHAnsi" w:eastAsiaTheme="majorEastAsia" w:hAnsiTheme="majorHAnsi" w:cstheme="majorBidi"/>
+      <w:rFonts w:ascii="Times New Roman" w:hAnsi="Times New Roman"/>
       <w:b/>
       <w:bCs/>
       <w:color w:val="000000"/>
+      <w:sz w:val="22"/>
     </w:rPr>
   </w:style>
   <w:style w:type="paragraph" w:styleId="Heading4">
